--- a/ind/docx/37.content.docx
+++ b/ind/docx/37.content.docx
@@ -19,7 +19,7 @@
         <w:rPr>
           <w:lang w:val="id_ID" w:bidi="id_ID"/>
         </w:rPr>
-        <w:t>Resource: Tyndale Open Study Notes</w:t>
+        <w:t>Resource: Aquifer Open Study Notes</w:t>
       </w:r>
       <w:r>
         <w:rPr>
@@ -112,7 +112,7 @@
         <w:rPr>
           <w:lang w:val="id_ID" w:bidi="id_ID"/>
         </w:rPr>
-        <w:t>Tyndale Open Study Notes</w:t>
+        <w:t>Aquifer Open Study Notes</w:t>
       </w:r>
     </w:p>
     <w:p>

--- a/ind/docx/37.content.docx
+++ b/ind/docx/37.content.docx
@@ -246,108 +246,72 @@
         </w:rPr>
         <w:t xml:space="preserve">) mengidentifikasi penulis, penerima/pembaca yang dituju, tanggal, dan kesempatan yang mendorong nubuat tersebut. • tahun kedua: Raja Darius I (Hystaspes) memerintah Persia dari tahun 521 hingga 486 SM, pada awal Kekaisaran Persia (539–331 SM). Pesan-pesan Hagai termasuk salah satu nubuat yang paling tepat tanggalnya dalam Perjanjian Lama. • Nabi (Ibrani nabi’) menunjuk Hagai sebagai wakil Allah yang berbicara dengan otoritas Allah, yang mengutusnya. • Zerubabel memimpin sekelompok orang Ibrani kembali ke Palestina setelah pembuangan ke Babel dan merupakan gubernur Yehuda yang ditunjuk oleh Persia pada masa pelayanan Hagai (lihat </w:t>
       </w:r>
-      <w:hyperlink r:id="rId13">
-        <w:r>
-          <w:rPr>
-            <w:lang w:val="id_ID" w:bidi="id_ID"/>
-          </w:rPr>
-          <w:rPr>
-            <w:color w:val="0000EE"/>
-            <w:u w:val="single"/>
-          </w:rPr>
-          <w:t>Ezra 2:1–2</w:t>
-        </w:r>
-      </w:hyperlink>
+      <w:r>
+        <w:rPr>
+          <w:lang w:val="id_ID" w:bidi="id_ID"/>
+        </w:rPr>
+        <w:t>Ezra 2:1–2</w:t>
+      </w:r>
       <w:r>
         <w:rPr>
           <w:lang w:val="id_ID" w:bidi="id_ID"/>
         </w:rPr>
         <w:t xml:space="preserve">; </w:t>
       </w:r>
-      <w:hyperlink r:id="rId14">
-        <w:r>
-          <w:rPr>
-            <w:lang w:val="id_ID" w:bidi="id_ID"/>
-          </w:rPr>
-          <w:rPr>
-            <w:color w:val="0000EE"/>
-            <w:u w:val="single"/>
-          </w:rPr>
-          <w:t>3:2</w:t>
-        </w:r>
-      </w:hyperlink>
+      <w:r>
+        <w:rPr>
+          <w:lang w:val="id_ID" w:bidi="id_ID"/>
+        </w:rPr>
+        <w:t>3:2</w:t>
+      </w:r>
       <w:r>
         <w:rPr>
           <w:lang w:val="id_ID" w:bidi="id_ID"/>
         </w:rPr>
         <w:t xml:space="preserve">; </w:t>
       </w:r>
-      <w:hyperlink r:id="rId15">
-        <w:r>
-          <w:rPr>
-            <w:lang w:val="id_ID" w:bidi="id_ID"/>
-          </w:rPr>
-          <w:rPr>
-            <w:color w:val="0000EE"/>
-            <w:u w:val="single"/>
-          </w:rPr>
-          <w:t>Neh. 7:7</w:t>
-        </w:r>
-      </w:hyperlink>
+      <w:r>
+        <w:rPr>
+          <w:lang w:val="id_ID" w:bidi="id_ID"/>
+        </w:rPr>
+        <w:t>Neh. 7:7</w:t>
+      </w:r>
       <w:r>
         <w:rPr>
           <w:lang w:val="id_ID" w:bidi="id_ID"/>
         </w:rPr>
         <w:t>). • Yesua adalah imam besar pada waktu itu. Di bawah pengawasannya, mezbah dibangun kembali dan Bait Suci kedua didedikasikan (</w:t>
       </w:r>
-      <w:hyperlink r:id="rId14">
-        <w:r>
-          <w:rPr>
-            <w:lang w:val="id_ID" w:bidi="id_ID"/>
-          </w:rPr>
-          <w:rPr>
-            <w:color w:val="0000EE"/>
-            <w:u w:val="single"/>
-          </w:rPr>
-          <w:t>Ezra 3:2</w:t>
-        </w:r>
-      </w:hyperlink>
+      <w:r>
+        <w:rPr>
+          <w:lang w:val="id_ID" w:bidi="id_ID"/>
+        </w:rPr>
+        <w:t>Ezra 3:2</w:t>
+      </w:r>
       <w:r>
         <w:rPr>
           <w:lang w:val="id_ID" w:bidi="id_ID"/>
         </w:rPr>
         <w:t xml:space="preserve">; </w:t>
       </w:r>
-      <w:hyperlink r:id="rId16">
-        <w:r>
-          <w:rPr>
-            <w:lang w:val="id_ID" w:bidi="id_ID"/>
-          </w:rPr>
-          <w:rPr>
-            <w:color w:val="0000EE"/>
-            <w:u w:val="single"/>
-          </w:rPr>
-          <w:t>5:2</w:t>
-        </w:r>
-      </w:hyperlink>
+      <w:r>
+        <w:rPr>
+          <w:lang w:val="id_ID" w:bidi="id_ID"/>
+        </w:rPr>
+        <w:t>5:2</w:t>
+      </w:r>
       <w:r>
         <w:rPr>
           <w:lang w:val="id_ID" w:bidi="id_ID"/>
         </w:rPr>
         <w:t xml:space="preserve">; </w:t>
       </w:r>
-      <w:hyperlink r:id="rId17">
-        <w:r>
-          <w:rPr>
-            <w:lang w:val="id_ID" w:bidi="id_ID"/>
-          </w:rPr>
-          <w:rPr>
-            <w:color w:val="0000EE"/>
-            <w:u w:val="single"/>
-          </w:rPr>
-          <w:t>6:15</w:t>
-        </w:r>
-      </w:hyperlink>
+      <w:r>
+        <w:rPr>
+          <w:lang w:val="id_ID" w:bidi="id_ID"/>
+        </w:rPr>
+        <w:t>6:15</w:t>
+      </w:r>
       <w:r>
         <w:rPr>
           <w:lang w:val="id_ID" w:bidi="id_ID"/>
@@ -450,120 +414,78 @@
         </w:rPr>
         <w:t>Tuhan Semesta Alam (secara harfiah Tuhan Bala Tentara Surga): Ungkapan favorit Hagai dan Zakharia untuk Allah ini menekankan kuasa yang tak terkalahkan di balik firman Allah. Tuhan dapat memanggil pasukan surgawi dalam jumlah tak terbatas untuk melaksanakan kehendak-Nya dalam sekejap (</w:t>
       </w:r>
-      <w:hyperlink r:id="rId18">
-        <w:r>
-          <w:rPr>
-            <w:lang w:val="id_ID" w:bidi="id_ID"/>
-          </w:rPr>
-          <w:rPr>
-            <w:color w:val="0000EE"/>
-            <w:u w:val="single"/>
-          </w:rPr>
-          <w:t>2Raj. 6:17</w:t>
-        </w:r>
-      </w:hyperlink>
+      <w:r>
+        <w:rPr>
+          <w:lang w:val="id_ID" w:bidi="id_ID"/>
+        </w:rPr>
+        <w:t>2Raj. 6:17</w:t>
+      </w:r>
       <w:r>
         <w:rPr>
           <w:lang w:val="id_ID" w:bidi="id_ID"/>
         </w:rPr>
         <w:t xml:space="preserve">; </w:t>
       </w:r>
-      <w:hyperlink r:id="rId19">
-        <w:r>
-          <w:rPr>
-            <w:lang w:val="id_ID" w:bidi="id_ID"/>
-          </w:rPr>
-          <w:rPr>
-            <w:color w:val="0000EE"/>
-            <w:u w:val="single"/>
-          </w:rPr>
-          <w:t>Mat. 26:53</w:t>
-        </w:r>
-      </w:hyperlink>
+      <w:r>
+        <w:rPr>
+          <w:lang w:val="id_ID" w:bidi="id_ID"/>
+        </w:rPr>
+        <w:t>Mat. 26:53</w:t>
+      </w:r>
       <w:r>
         <w:rPr>
           <w:lang w:val="id_ID" w:bidi="id_ID"/>
         </w:rPr>
         <w:t>). Pemikiran ini dimaksudkan untuk memberi semangat kepada orang-orang Yudea yang merasa tak berdaya dan tidak berarti. • Waktunya belum tiba: Hasil panen yang buruk akibat kekeringan dan penyakit sampar telah sangat melemahkan ekonomi Yehuda (</w:t>
       </w:r>
-      <w:hyperlink r:id="rId20">
-        <w:r>
-          <w:rPr>
-            <w:lang w:val="id_ID" w:bidi="id_ID"/>
-          </w:rPr>
-          <w:rPr>
-            <w:color w:val="0000EE"/>
-            <w:u w:val="single"/>
-          </w:rPr>
-          <w:t>Hag. 1:6</w:t>
-        </w:r>
-      </w:hyperlink>
+      <w:r>
+        <w:rPr>
+          <w:lang w:val="id_ID" w:bidi="id_ID"/>
+        </w:rPr>
+        <w:t>Hag. 1:6</w:t>
+      </w:r>
       <w:r>
         <w:rPr>
           <w:lang w:val="id_ID" w:bidi="id_ID"/>
         </w:rPr>
         <w:t xml:space="preserve">, </w:t>
       </w:r>
-      <w:hyperlink r:id="rId21">
-        <w:r>
-          <w:rPr>
-            <w:lang w:val="id_ID" w:bidi="id_ID"/>
-          </w:rPr>
-          <w:rPr>
-            <w:color w:val="0000EE"/>
-            <w:u w:val="single"/>
-          </w:rPr>
-          <w:t>9–11</w:t>
-        </w:r>
-      </w:hyperlink>
+      <w:r>
+        <w:rPr>
+          <w:lang w:val="id_ID" w:bidi="id_ID"/>
+        </w:rPr>
+        <w:t>9–11</w:t>
+      </w:r>
       <w:r>
         <w:rPr>
           <w:lang w:val="id_ID" w:bidi="id_ID"/>
         </w:rPr>
         <w:t>), sehingga orang-orang berpikir mereka tidak mampu membangun kembali Bait Suci. Hagai meyakinkan mereka bahwa mereka tidak mampu membiarkan Bait Suci dalam keadaan reruntuhan, karena Allah tidak akan memberkati dan memakmurkan mereka jika mereka tidak membangun kembali rumah Tuhan (</w:t>
       </w:r>
-      <w:hyperlink r:id="rId22">
-        <w:r>
-          <w:rPr>
-            <w:lang w:val="id_ID" w:bidi="id_ID"/>
-          </w:rPr>
-          <w:rPr>
-            <w:color w:val="0000EE"/>
-            <w:u w:val="single"/>
-          </w:rPr>
-          <w:t xml:space="preserve">Hag. </w:t>
-        </w:r>
-      </w:hyperlink>
-      <w:hyperlink r:id="rId23">
-        <w:r>
-          <w:rPr>
-            <w:lang w:val="id_ID" w:bidi="id_ID"/>
-          </w:rPr>
-          <w:rPr>
-            <w:color w:val="0000EE"/>
-            <w:u w:val="single"/>
-          </w:rPr>
-          <w:t>1:4</w:t>
-        </w:r>
-      </w:hyperlink>
+      <w:r>
+        <w:rPr>
+          <w:lang w:val="id_ID" w:bidi="id_ID"/>
+        </w:rPr>
+        <w:t xml:space="preserve">Hag. </w:t>
+      </w:r>
+      <w:r>
+        <w:rPr>
+          <w:lang w:val="id_ID" w:bidi="id_ID"/>
+        </w:rPr>
+        <w:t>1:4</w:t>
+      </w:r>
       <w:r>
         <w:rPr>
           <w:lang w:val="id_ID" w:bidi="id_ID"/>
         </w:rPr>
         <w:t xml:space="preserve">, </w:t>
       </w:r>
-      <w:hyperlink r:id="rId22">
-        <w:r>
-          <w:rPr>
-            <w:lang w:val="id_ID" w:bidi="id_ID"/>
-          </w:rPr>
-          <w:rPr>
-            <w:color w:val="0000EE"/>
-            <w:u w:val="single"/>
-          </w:rPr>
-          <w:t>7–8</w:t>
-        </w:r>
-      </w:hyperlink>
+      <w:r>
+        <w:rPr>
+          <w:lang w:val="id_ID" w:bidi="id_ID"/>
+        </w:rPr>
+        <w:t>7–8</w:t>
+      </w:r>
       <w:r>
         <w:rPr>
           <w:lang w:val="id_ID" w:bidi="id_ID"/>
@@ -624,18 +546,12 @@
         </w:rPr>
         <w:t xml:space="preserve">? Pertanyaan retoris dalam literatur kenabian ini bertujuan meminta persetujuan daripada jawaban (lihat </w:t>
       </w:r>
-      <w:hyperlink r:id="rId24">
-        <w:r>
-          <w:rPr>
-            <w:lang w:val="id_ID" w:bidi="id_ID"/>
-          </w:rPr>
-          <w:rPr>
-            <w:color w:val="0000EE"/>
-            <w:u w:val="single"/>
-          </w:rPr>
-          <w:t>Hag. 2:3</w:t>
-        </w:r>
-      </w:hyperlink>
+      <w:r>
+        <w:rPr>
+          <w:lang w:val="id_ID" w:bidi="id_ID"/>
+        </w:rPr>
+        <w:t>Hag. 2:3</w:t>
+      </w:r>
       <w:r>
         <w:rPr>
           <w:lang w:val="id_ID" w:bidi="id_ID"/>
@@ -748,102 +664,66 @@
         </w:rPr>
         <w:t xml:space="preserve"> adalah tempat di mana pikiran, perasaan, dan kehendak terjadi. Oleh karena itu, perintah ini (juga </w:t>
       </w:r>
-      <w:hyperlink r:id="rId25">
-        <w:r>
-          <w:rPr>
-            <w:lang w:val="id_ID" w:bidi="id_ID"/>
-          </w:rPr>
-          <w:rPr>
-            <w:color w:val="0000EE"/>
-            <w:u w:val="single"/>
-          </w:rPr>
-          <w:t xml:space="preserve">Hag. </w:t>
-        </w:r>
-      </w:hyperlink>
-      <w:hyperlink r:id="rId26">
-        <w:r>
-          <w:rPr>
-            <w:lang w:val="id_ID" w:bidi="id_ID"/>
-          </w:rPr>
-          <w:rPr>
-            <w:color w:val="0000EE"/>
-            <w:u w:val="single"/>
-          </w:rPr>
-          <w:t>1:7</w:t>
-        </w:r>
-      </w:hyperlink>
+      <w:r>
+        <w:rPr>
+          <w:lang w:val="id_ID" w:bidi="id_ID"/>
+        </w:rPr>
+        <w:t xml:space="preserve">Hag. </w:t>
+      </w:r>
+      <w:r>
+        <w:rPr>
+          <w:lang w:val="id_ID" w:bidi="id_ID"/>
+        </w:rPr>
+        <w:t>1:7</w:t>
+      </w:r>
       <w:r>
         <w:rPr>
           <w:lang w:val="id_ID" w:bidi="id_ID"/>
         </w:rPr>
         <w:t xml:space="preserve">; </w:t>
       </w:r>
-      <w:hyperlink r:id="rId27">
-        <w:r>
-          <w:rPr>
-            <w:lang w:val="id_ID" w:bidi="id_ID"/>
-          </w:rPr>
-          <w:rPr>
-            <w:color w:val="0000EE"/>
-            <w:u w:val="single"/>
-          </w:rPr>
-          <w:t>2:15</w:t>
-        </w:r>
-      </w:hyperlink>
+      <w:r>
+        <w:rPr>
+          <w:lang w:val="id_ID" w:bidi="id_ID"/>
+        </w:rPr>
+        <w:t>2:15</w:t>
+      </w:r>
       <w:r>
         <w:rPr>
           <w:lang w:val="id_ID" w:bidi="id_ID"/>
         </w:rPr>
         <w:t xml:space="preserve">, </w:t>
       </w:r>
-      <w:hyperlink r:id="rId25">
-        <w:r>
-          <w:rPr>
-            <w:lang w:val="id_ID" w:bidi="id_ID"/>
-          </w:rPr>
-          <w:rPr>
-            <w:color w:val="0000EE"/>
-            <w:u w:val="single"/>
-          </w:rPr>
-          <w:t>18</w:t>
-        </w:r>
-      </w:hyperlink>
+      <w:r>
+        <w:rPr>
+          <w:lang w:val="id_ID" w:bidi="id_ID"/>
+        </w:rPr>
+        <w:t>18</w:t>
+      </w:r>
       <w:r>
         <w:rPr>
           <w:lang w:val="id_ID" w:bidi="id_ID"/>
         </w:rPr>
         <w:t xml:space="preserve">) mengajak umat untuk berpikir dengan cermat dan menarik kesimpulan yang tepat tentang hubungan antara apa yang terjadi pada mereka (kekeringan dan kemiskinan, </w:t>
       </w:r>
-      <w:hyperlink r:id="rId20">
-        <w:r>
-          <w:rPr>
-            <w:lang w:val="id_ID" w:bidi="id_ID"/>
-          </w:rPr>
-          <w:rPr>
-            <w:color w:val="0000EE"/>
-            <w:u w:val="single"/>
-          </w:rPr>
-          <w:t>Hag. 1:6</w:t>
-        </w:r>
-      </w:hyperlink>
+      <w:r>
+        <w:rPr>
+          <w:lang w:val="id_ID" w:bidi="id_ID"/>
+        </w:rPr>
+        <w:t>Hag. 1:6</w:t>
+      </w:r>
       <w:r>
         <w:rPr>
           <w:lang w:val="id_ID" w:bidi="id_ID"/>
         </w:rPr>
         <w:t>) dan kegagalan mereka untuk memulihkan ibadah yang benar kepada Tuhan (</w:t>
       </w:r>
-      <w:hyperlink r:id="rId28">
-        <w:r>
-          <w:rPr>
-            <w:lang w:val="id_ID" w:bidi="id_ID"/>
-          </w:rPr>
-          <w:rPr>
-            <w:color w:val="0000EE"/>
-            <w:u w:val="single"/>
-          </w:rPr>
-          <w:t>Hag. 1:8–9</w:t>
-        </w:r>
-      </w:hyperlink>
+      <w:r>
+        <w:rPr>
+          <w:lang w:val="id_ID" w:bidi="id_ID"/>
+        </w:rPr>
+        <w:t>Hag. 1:8–9</w:t>
+      </w:r>
       <w:r>
         <w:rPr>
           <w:lang w:val="id_ID" w:bidi="id_ID"/>
@@ -964,18 +844,12 @@
         </w:rPr>
         <w:t>: Hutan di sekitar Yerusalem tidak cukup untuk memenuhi kebutuhan proyek Bait Suci. Persediaan tersebut kemungkinan diimpor dari Libanon dan Siria di utara. • Tantangan untuk membangun kembali Rumah Tuhan menekankan pentingnya ibadah dalam kehidupan masyarakat dan perlunya akan tempat suci yang layak agar ibadah kepada Tuhan dapat dilakukan sesuai hukum Taurat. Tanah itu akan mengalami berkat dan kemakmuran ketika Bait Suci Tuhan—tempat kediaman-Nya—dibangun kembali (</w:t>
       </w:r>
-      <w:hyperlink r:id="rId29">
-        <w:r>
-          <w:rPr>
-            <w:lang w:val="id_ID" w:bidi="id_ID"/>
-          </w:rPr>
-          <w:rPr>
-            <w:color w:val="0000EE"/>
-            <w:u w:val="single"/>
-          </w:rPr>
-          <w:t>Hag. 2:4</w:t>
-        </w:r>
-      </w:hyperlink>
+      <w:r>
+        <w:rPr>
+          <w:lang w:val="id_ID" w:bidi="id_ID"/>
+        </w:rPr>
+        <w:t>Hag. 2:4</w:t>
+      </w:r>
       <w:r>
         <w:rPr>
           <w:lang w:val="id_ID" w:bidi="id_ID"/>
@@ -1030,84 +904,54 @@
         </w:rPr>
         <w:t>Aku menghembuskannya: Tuhan menghancurkan musim panen karena prioritas orang-orang itu salah, mereka hanya memikirkan diri mereka sendiri daripada Allah. • kata Tuhan Bala Tentara Surga: Bentuk kalimat "Allah-sebagai-pembicara," yang sering kali menutup nubuat (</w:t>
       </w:r>
-      <w:hyperlink r:id="rId30">
-        <w:r>
-          <w:rPr>
-            <w:lang w:val="id_ID" w:bidi="id_ID"/>
-          </w:rPr>
-          <w:rPr>
-            <w:color w:val="0000EE"/>
-            <w:u w:val="single"/>
-          </w:rPr>
-          <w:t xml:space="preserve">Hag. </w:t>
-        </w:r>
-      </w:hyperlink>
-      <w:hyperlink r:id="rId31">
-        <w:r>
-          <w:rPr>
-            <w:lang w:val="id_ID" w:bidi="id_ID"/>
-          </w:rPr>
-          <w:rPr>
-            <w:color w:val="0000EE"/>
-            <w:u w:val="single"/>
-          </w:rPr>
-          <w:t>1:13</w:t>
-        </w:r>
-      </w:hyperlink>
+      <w:r>
+        <w:rPr>
+          <w:lang w:val="id_ID" w:bidi="id_ID"/>
+        </w:rPr>
+        <w:t xml:space="preserve">Hag. </w:t>
+      </w:r>
+      <w:r>
+        <w:rPr>
+          <w:lang w:val="id_ID" w:bidi="id_ID"/>
+        </w:rPr>
+        <w:t>1:13</w:t>
+      </w:r>
       <w:r>
         <w:rPr>
           <w:lang w:val="id_ID" w:bidi="id_ID"/>
         </w:rPr>
         <w:t xml:space="preserve">; </w:t>
       </w:r>
-      <w:hyperlink r:id="rId32">
-        <w:r>
-          <w:rPr>
-            <w:lang w:val="id_ID" w:bidi="id_ID"/>
-          </w:rPr>
-          <w:rPr>
-            <w:color w:val="0000EE"/>
-            <w:u w:val="single"/>
-          </w:rPr>
-          <w:t>2:8</w:t>
-        </w:r>
-      </w:hyperlink>
+      <w:r>
+        <w:rPr>
+          <w:lang w:val="id_ID" w:bidi="id_ID"/>
+        </w:rPr>
+        <w:t>2:8</w:t>
+      </w:r>
       <w:r>
         <w:rPr>
           <w:lang w:val="id_ID" w:bidi="id_ID"/>
         </w:rPr>
         <w:t xml:space="preserve">, </w:t>
       </w:r>
-      <w:hyperlink r:id="rId33">
-        <w:r>
-          <w:rPr>
-            <w:lang w:val="id_ID" w:bidi="id_ID"/>
-          </w:rPr>
-          <w:rPr>
-            <w:color w:val="0000EE"/>
-            <w:u w:val="single"/>
-          </w:rPr>
-          <w:t>17</w:t>
-        </w:r>
-      </w:hyperlink>
+      <w:r>
+        <w:rPr>
+          <w:lang w:val="id_ID" w:bidi="id_ID"/>
+        </w:rPr>
+        <w:t>17</w:t>
+      </w:r>
       <w:r>
         <w:rPr>
           <w:lang w:val="id_ID" w:bidi="id_ID"/>
         </w:rPr>
         <w:t xml:space="preserve">, </w:t>
       </w:r>
-      <w:hyperlink r:id="rId30">
-        <w:r>
-          <w:rPr>
-            <w:lang w:val="id_ID" w:bidi="id_ID"/>
-          </w:rPr>
-          <w:rPr>
-            <w:color w:val="0000EE"/>
-            <w:u w:val="single"/>
-          </w:rPr>
-          <w:t>23</w:t>
-        </w:r>
-      </w:hyperlink>
+      <w:r>
+        <w:rPr>
+          <w:lang w:val="id_ID" w:bidi="id_ID"/>
+        </w:rPr>
+        <w:t>23</w:t>
+      </w:r>
       <w:r>
         <w:rPr>
           <w:lang w:val="id_ID" w:bidi="id_ID"/>
@@ -1162,90 +1006,60 @@
         </w:rPr>
         <w:t>Aku memanggil kekeringan: Bangsa itu gagal mengenali keadaan sulit mereka sebagai penghakiman ilahi atas prioritas mereka yang salah, sehingga Hagai menafsirkan situasi tersebut berdasarkan kutukan yang melekat pada Perjanjian (</w:t>
       </w:r>
-      <w:hyperlink r:id="rId34">
-        <w:r>
-          <w:rPr>
-            <w:lang w:val="id_ID" w:bidi="id_ID"/>
-          </w:rPr>
-          <w:rPr>
-            <w:color w:val="0000EE"/>
-            <w:u w:val="single"/>
-          </w:rPr>
-          <w:t>Ul. 28:15–68</w:t>
-        </w:r>
-      </w:hyperlink>
+      <w:r>
+        <w:rPr>
+          <w:lang w:val="id_ID" w:bidi="id_ID"/>
+        </w:rPr>
+        <w:t>Ul. 28:15–68</w:t>
+      </w:r>
       <w:r>
         <w:rPr>
           <w:lang w:val="id_ID" w:bidi="id_ID"/>
         </w:rPr>
         <w:t xml:space="preserve">, terutama ayat </w:t>
       </w:r>
-      <w:hyperlink r:id="rId35">
-        <w:r>
-          <w:rPr>
-            <w:lang w:val="id_ID" w:bidi="id_ID"/>
-          </w:rPr>
-          <w:rPr>
-            <w:color w:val="0000EE"/>
-            <w:u w:val="single"/>
-          </w:rPr>
-          <w:t>22–24</w:t>
-        </w:r>
-      </w:hyperlink>
+      <w:r>
+        <w:rPr>
+          <w:lang w:val="id_ID" w:bidi="id_ID"/>
+        </w:rPr>
+        <w:t>22–24</w:t>
+      </w:r>
       <w:r>
         <w:rPr>
           <w:lang w:val="id_ID" w:bidi="id_ID"/>
         </w:rPr>
         <w:t xml:space="preserve">, </w:t>
       </w:r>
-      <w:hyperlink r:id="rId36">
-        <w:r>
-          <w:rPr>
-            <w:lang w:val="id_ID" w:bidi="id_ID"/>
-          </w:rPr>
-          <w:rPr>
-            <w:color w:val="0000EE"/>
-            <w:u w:val="single"/>
-          </w:rPr>
-          <w:t>38–40</w:t>
-        </w:r>
-      </w:hyperlink>
+      <w:r>
+        <w:rPr>
+          <w:lang w:val="id_ID" w:bidi="id_ID"/>
+        </w:rPr>
+        <w:t>38–40</w:t>
+      </w:r>
       <w:r>
         <w:rPr>
           <w:lang w:val="id_ID" w:bidi="id_ID"/>
         </w:rPr>
         <w:t>). • Kekeringan (Ibrani khoreb) adalah permainan kata pada "reruntuhan" (</w:t>
       </w:r>
-      <w:hyperlink r:id="rId23">
-        <w:r>
-          <w:rPr>
-            <w:lang w:val="id_ID" w:bidi="id_ID"/>
-          </w:rPr>
-          <w:rPr>
-            <w:color w:val="0000EE"/>
-            <w:u w:val="single"/>
-          </w:rPr>
-          <w:t>Hag. 1:4</w:t>
-        </w:r>
-      </w:hyperlink>
+      <w:r>
+        <w:rPr>
+          <w:lang w:val="id_ID" w:bidi="id_ID"/>
+        </w:rPr>
+        <w:t>Hag. 1:4</w:t>
+      </w:r>
       <w:r>
         <w:rPr>
           <w:lang w:val="id_ID" w:bidi="id_ID"/>
         </w:rPr>
         <w:t xml:space="preserve">, </w:t>
       </w:r>
-      <w:hyperlink r:id="rId37">
-        <w:r>
-          <w:rPr>
-            <w:lang w:val="id_ID" w:bidi="id_ID"/>
-          </w:rPr>
-          <w:rPr>
-            <w:color w:val="0000EE"/>
-            <w:u w:val="single"/>
-          </w:rPr>
-          <w:t>9</w:t>
-        </w:r>
-      </w:hyperlink>
+      <w:r>
+        <w:rPr>
+          <w:lang w:val="id_ID" w:bidi="id_ID"/>
+        </w:rPr>
+        <w:t>9</w:t>
+      </w:r>
       <w:r>
         <w:rPr>
           <w:lang w:val="id_ID" w:bidi="id_ID"/>
@@ -1361,108 +1175,72 @@
         </w:rPr>
         <w:t>) memberikan otoritas khusus kepada Hagai sebagai agen Tuhan. • Aku ini menyertai kamu: Ini meneguhkan Perjanjian Allah dengan orang-orang Yudea, kehadiran pribadi-Nya, dan dukungan-Nya dalam proyek pembangunan (</w:t>
       </w:r>
-      <w:hyperlink r:id="rId38">
-        <w:r>
-          <w:rPr>
-            <w:lang w:val="id_ID" w:bidi="id_ID"/>
-          </w:rPr>
-          <w:rPr>
-            <w:color w:val="0000EE"/>
-            <w:u w:val="single"/>
-          </w:rPr>
-          <w:t>2:4–5</w:t>
-        </w:r>
-      </w:hyperlink>
+      <w:r>
+        <w:rPr>
+          <w:lang w:val="id_ID" w:bidi="id_ID"/>
+        </w:rPr>
+        <w:t>2:4–5</w:t>
+      </w:r>
       <w:r>
         <w:rPr>
           <w:lang w:val="id_ID" w:bidi="id_ID"/>
         </w:rPr>
         <w:t xml:space="preserve">; lihat </w:t>
       </w:r>
-      <w:hyperlink r:id="rId39">
-        <w:r>
-          <w:rPr>
-            <w:lang w:val="id_ID" w:bidi="id_ID"/>
-          </w:rPr>
-          <w:rPr>
-            <w:color w:val="0000EE"/>
-            <w:u w:val="single"/>
-          </w:rPr>
-          <w:t>Kej. 26:3</w:t>
-        </w:r>
-      </w:hyperlink>
+      <w:r>
+        <w:rPr>
+          <w:lang w:val="id_ID" w:bidi="id_ID"/>
+        </w:rPr>
+        <w:t>Kej. 26:3</w:t>
+      </w:r>
       <w:r>
         <w:rPr>
           <w:lang w:val="id_ID" w:bidi="id_ID"/>
         </w:rPr>
         <w:t xml:space="preserve">; </w:t>
       </w:r>
-      <w:hyperlink r:id="rId40">
-        <w:r>
-          <w:rPr>
-            <w:lang w:val="id_ID" w:bidi="id_ID"/>
-          </w:rPr>
-          <w:rPr>
-            <w:color w:val="0000EE"/>
-            <w:u w:val="single"/>
-          </w:rPr>
-          <w:t>Kel. 3:12</w:t>
-        </w:r>
-      </w:hyperlink>
+      <w:r>
+        <w:rPr>
+          <w:lang w:val="id_ID" w:bidi="id_ID"/>
+        </w:rPr>
+        <w:t>Kel. 3:12</w:t>
+      </w:r>
       <w:r>
         <w:rPr>
           <w:lang w:val="id_ID" w:bidi="id_ID"/>
         </w:rPr>
         <w:t xml:space="preserve">; </w:t>
       </w:r>
-      <w:hyperlink r:id="rId41">
-        <w:r>
-          <w:rPr>
-            <w:lang w:val="id_ID" w:bidi="id_ID"/>
-          </w:rPr>
-          <w:rPr>
-            <w:color w:val="0000EE"/>
-            <w:u w:val="single"/>
-          </w:rPr>
-          <w:t>Yes. 41:10</w:t>
-        </w:r>
-      </w:hyperlink>
+      <w:r>
+        <w:rPr>
+          <w:lang w:val="id_ID" w:bidi="id_ID"/>
+        </w:rPr>
+        <w:t>Yes. 41:10</w:t>
+      </w:r>
       <w:r>
         <w:rPr>
           <w:lang w:val="id_ID" w:bidi="id_ID"/>
         </w:rPr>
         <w:t xml:space="preserve">; </w:t>
       </w:r>
-      <w:hyperlink r:id="rId42">
-        <w:r>
-          <w:rPr>
-            <w:lang w:val="id_ID" w:bidi="id_ID"/>
-          </w:rPr>
-          <w:rPr>
-            <w:color w:val="0000EE"/>
-            <w:u w:val="single"/>
-          </w:rPr>
-          <w:t>43:5</w:t>
-        </w:r>
-      </w:hyperlink>
+      <w:r>
+        <w:rPr>
+          <w:lang w:val="id_ID" w:bidi="id_ID"/>
+        </w:rPr>
+        <w:t>43:5</w:t>
+      </w:r>
       <w:r>
         <w:rPr>
           <w:lang w:val="id_ID" w:bidi="id_ID"/>
         </w:rPr>
         <w:t xml:space="preserve">; </w:t>
       </w:r>
-      <w:hyperlink r:id="rId43">
-        <w:r>
-          <w:rPr>
-            <w:lang w:val="id_ID" w:bidi="id_ID"/>
-          </w:rPr>
-          <w:rPr>
-            <w:color w:val="0000EE"/>
-            <w:u w:val="single"/>
-          </w:rPr>
-          <w:t>Yer. 30:11</w:t>
-        </w:r>
-      </w:hyperlink>
+      <w:r>
+        <w:rPr>
+          <w:lang w:val="id_ID" w:bidi="id_ID"/>
+        </w:rPr>
+        <w:t>Yer. 30:11</w:t>
+      </w:r>
       <w:r>
         <w:rPr>
           <w:lang w:val="id_ID" w:bidi="id_ID"/>
@@ -1530,90 +1308,60 @@
         </w:rPr>
         <w:t xml:space="preserve">) umat-Nya untuk mencapai tujuan-Nya (lihat </w:t>
       </w:r>
-      <w:hyperlink r:id="rId44">
-        <w:r>
-          <w:rPr>
-            <w:lang w:val="id_ID" w:bidi="id_ID"/>
-          </w:rPr>
-          <w:rPr>
-            <w:color w:val="0000EE"/>
-            <w:u w:val="single"/>
-          </w:rPr>
-          <w:t>Ezra 1:1</w:t>
-        </w:r>
-      </w:hyperlink>
+      <w:r>
+        <w:rPr>
+          <w:lang w:val="id_ID" w:bidi="id_ID"/>
+        </w:rPr>
+        <w:t>Ezra 1:1</w:t>
+      </w:r>
       <w:r>
         <w:rPr>
           <w:lang w:val="id_ID" w:bidi="id_ID"/>
         </w:rPr>
         <w:t xml:space="preserve">; </w:t>
       </w:r>
-      <w:hyperlink r:id="rId45">
-        <w:r>
-          <w:rPr>
-            <w:lang w:val="id_ID" w:bidi="id_ID"/>
-          </w:rPr>
-          <w:rPr>
-            <w:color w:val="0000EE"/>
-            <w:u w:val="single"/>
-          </w:rPr>
-          <w:t>Yes. 13:17</w:t>
-        </w:r>
-      </w:hyperlink>
+      <w:r>
+        <w:rPr>
+          <w:lang w:val="id_ID" w:bidi="id_ID"/>
+        </w:rPr>
+        <w:t>Yes. 13:17</w:t>
+      </w:r>
       <w:r>
         <w:rPr>
           <w:lang w:val="id_ID" w:bidi="id_ID"/>
         </w:rPr>
         <w:t xml:space="preserve">; </w:t>
       </w:r>
-      <w:hyperlink r:id="rId46">
-        <w:r>
-          <w:rPr>
-            <w:lang w:val="id_ID" w:bidi="id_ID"/>
-          </w:rPr>
-          <w:rPr>
-            <w:color w:val="0000EE"/>
-            <w:u w:val="single"/>
-          </w:rPr>
-          <w:t>41:25</w:t>
-        </w:r>
-      </w:hyperlink>
+      <w:r>
+        <w:rPr>
+          <w:lang w:val="id_ID" w:bidi="id_ID"/>
+        </w:rPr>
+        <w:t>41:25</w:t>
+      </w:r>
       <w:r>
         <w:rPr>
           <w:lang w:val="id_ID" w:bidi="id_ID"/>
         </w:rPr>
         <w:t xml:space="preserve">; </w:t>
       </w:r>
-      <w:hyperlink r:id="rId47">
-        <w:r>
-          <w:rPr>
-            <w:lang w:val="id_ID" w:bidi="id_ID"/>
-          </w:rPr>
-          <w:rPr>
-            <w:color w:val="0000EE"/>
-            <w:u w:val="single"/>
-          </w:rPr>
-          <w:t>Yer. 51:1</w:t>
-        </w:r>
-      </w:hyperlink>
+      <w:r>
+        <w:rPr>
+          <w:lang w:val="id_ID" w:bidi="id_ID"/>
+        </w:rPr>
+        <w:t>Yer. 51:1</w:t>
+      </w:r>
       <w:r>
         <w:rPr>
           <w:lang w:val="id_ID" w:bidi="id_ID"/>
         </w:rPr>
         <w:t xml:space="preserve">, </w:t>
       </w:r>
-      <w:hyperlink r:id="rId48">
-        <w:r>
-          <w:rPr>
-            <w:lang w:val="id_ID" w:bidi="id_ID"/>
-          </w:rPr>
-          <w:rPr>
-            <w:color w:val="0000EE"/>
-            <w:u w:val="single"/>
-          </w:rPr>
-          <w:t>11</w:t>
-        </w:r>
-      </w:hyperlink>
+      <w:r>
+        <w:rPr>
+          <w:lang w:val="id_ID" w:bidi="id_ID"/>
+        </w:rPr>
+        <w:t>11</w:t>
+      </w:r>
       <w:r>
         <w:rPr>
           <w:lang w:val="id_ID" w:bidi="id_ID"/>
@@ -1668,36 +1416,24 @@
         </w:rPr>
         <w:t xml:space="preserve">Pada tanggal 17 Oktober tahun yang sama: Ini adalah hari terakhir dari Hari Raya Pondok Daun, perayaan penen musim panas (lihat </w:t>
       </w:r>
-      <w:hyperlink r:id="rId49">
-        <w:r>
-          <w:rPr>
-            <w:lang w:val="id_ID" w:bidi="id_ID"/>
-          </w:rPr>
-          <w:rPr>
-            <w:color w:val="0000EE"/>
-            <w:u w:val="single"/>
-          </w:rPr>
-          <w:t>Im. 23:34–43</w:t>
-        </w:r>
-      </w:hyperlink>
+      <w:r>
+        <w:rPr>
+          <w:lang w:val="id_ID" w:bidi="id_ID"/>
+        </w:rPr>
+        <w:t>Im. 23:34–43</w:t>
+      </w:r>
       <w:r>
         <w:rPr>
           <w:lang w:val="id_ID" w:bidi="id_ID"/>
         </w:rPr>
         <w:t>). Ratusan tahun sebelumnya, Bait Suci Salomo telah ditahbiskan selama perayaan ini (</w:t>
       </w:r>
-      <w:hyperlink r:id="rId50">
-        <w:r>
-          <w:rPr>
-            <w:lang w:val="id_ID" w:bidi="id_ID"/>
-          </w:rPr>
-          <w:rPr>
-            <w:color w:val="0000EE"/>
-            <w:u w:val="single"/>
-          </w:rPr>
-          <w:t>1Raj. 8:2</w:t>
-        </w:r>
-      </w:hyperlink>
+      <w:r>
+        <w:rPr>
+          <w:lang w:val="id_ID" w:bidi="id_ID"/>
+        </w:rPr>
+        <w:t>1Raj. 8:2</w:t>
+      </w:r>
       <w:r>
         <w:rPr>
           <w:lang w:val="id_ID" w:bidi="id_ID"/>
@@ -1752,90 +1488,60 @@
         </w:rPr>
         <w:t xml:space="preserve">Pesan kedua dari Hagai meyakinkan masyarakat bahwa Allah tidak melupakan janji-janji-Nya, yang telah dibuat oleh para nabi sebelumnya, untuk memberkati dan memulihkan mereka (misalnya, </w:t>
       </w:r>
-      <w:hyperlink r:id="rId51">
-        <w:r>
-          <w:rPr>
-            <w:lang w:val="id_ID" w:bidi="id_ID"/>
-          </w:rPr>
-          <w:rPr>
-            <w:color w:val="0000EE"/>
-            <w:u w:val="single"/>
-          </w:rPr>
-          <w:t>Yes. 35</w:t>
-        </w:r>
-      </w:hyperlink>
+      <w:r>
+        <w:rPr>
+          <w:lang w:val="id_ID" w:bidi="id_ID"/>
+        </w:rPr>
+        <w:t>Yes. 35</w:t>
+      </w:r>
       <w:r>
         <w:rPr>
           <w:lang w:val="id_ID" w:bidi="id_ID"/>
         </w:rPr>
         <w:t xml:space="preserve">; </w:t>
       </w:r>
-      <w:hyperlink r:id="rId52">
-        <w:r>
-          <w:rPr>
-            <w:lang w:val="id_ID" w:bidi="id_ID"/>
-          </w:rPr>
-          <w:rPr>
-            <w:color w:val="0000EE"/>
-            <w:u w:val="single"/>
-          </w:rPr>
-          <w:t>40:1–11</w:t>
-        </w:r>
-      </w:hyperlink>
+      <w:r>
+        <w:rPr>
+          <w:lang w:val="id_ID" w:bidi="id_ID"/>
+        </w:rPr>
+        <w:t>40:1–11</w:t>
+      </w:r>
       <w:r>
         <w:rPr>
           <w:lang w:val="id_ID" w:bidi="id_ID"/>
         </w:rPr>
         <w:t xml:space="preserve">; </w:t>
       </w:r>
-      <w:hyperlink r:id="rId53">
-        <w:r>
-          <w:rPr>
-            <w:lang w:val="id_ID" w:bidi="id_ID"/>
-          </w:rPr>
-          <w:rPr>
-            <w:color w:val="0000EE"/>
-            <w:u w:val="single"/>
-          </w:rPr>
-          <w:t>52:1–12</w:t>
-        </w:r>
-      </w:hyperlink>
+      <w:r>
+        <w:rPr>
+          <w:lang w:val="id_ID" w:bidi="id_ID"/>
+        </w:rPr>
+        <w:t>52:1–12</w:t>
+      </w:r>
       <w:r>
         <w:rPr>
           <w:lang w:val="id_ID" w:bidi="id_ID"/>
         </w:rPr>
         <w:t xml:space="preserve">; </w:t>
       </w:r>
-      <w:hyperlink r:id="rId54">
-        <w:r>
-          <w:rPr>
-            <w:lang w:val="id_ID" w:bidi="id_ID"/>
-          </w:rPr>
-          <w:rPr>
-            <w:color w:val="0000EE"/>
-            <w:u w:val="single"/>
-          </w:rPr>
-          <w:t>Yer. 32:36–44</w:t>
-        </w:r>
-      </w:hyperlink>
+      <w:r>
+        <w:rPr>
+          <w:lang w:val="id_ID" w:bidi="id_ID"/>
+        </w:rPr>
+        <w:t>Yer. 32:36–44</w:t>
+      </w:r>
       <w:r>
         <w:rPr>
           <w:lang w:val="id_ID" w:bidi="id_ID"/>
         </w:rPr>
         <w:t xml:space="preserve">; </w:t>
       </w:r>
-      <w:hyperlink r:id="rId55">
-        <w:r>
-          <w:rPr>
-            <w:lang w:val="id_ID" w:bidi="id_ID"/>
-          </w:rPr>
-          <w:rPr>
-            <w:color w:val="0000EE"/>
-            <w:u w:val="single"/>
-          </w:rPr>
-          <w:t>33:6–26</w:t>
-        </w:r>
-      </w:hyperlink>
+      <w:r>
+        <w:rPr>
+          <w:lang w:val="id_ID" w:bidi="id_ID"/>
+        </w:rPr>
+        <w:t>33:6–26</w:t>
+      </w:r>
       <w:r>
         <w:rPr>
           <w:lang w:val="id_ID" w:bidi="id_ID"/>
@@ -1890,36 +1596,24 @@
         </w:rPr>
         <w:t>Kemegahan sebelumnya yang pernah dimiliki oleh Bait Salomo (</w:t>
       </w:r>
-      <w:hyperlink r:id="rId56">
-        <w:r>
-          <w:rPr>
-            <w:lang w:val="id_ID" w:bidi="id_ID"/>
-          </w:rPr>
-          <w:rPr>
-            <w:color w:val="0000EE"/>
-            <w:u w:val="single"/>
-          </w:rPr>
-          <w:t>1Raj. 6:38</w:t>
-        </w:r>
-      </w:hyperlink>
+      <w:r>
+        <w:rPr>
+          <w:lang w:val="id_ID" w:bidi="id_ID"/>
+        </w:rPr>
+        <w:t>1Raj. 6:38</w:t>
+      </w:r>
       <w:r>
         <w:rPr>
           <w:lang w:val="id_ID" w:bidi="id_ID"/>
         </w:rPr>
         <w:t>), pernah dilihat oleh beberapa orang tua dari Yehuda di masa muda mereka sebelum pergi ke pembuangan di Babel. Mereka menangis ketika melihat fondasi yang baru diletakkan (</w:t>
       </w:r>
-      <w:hyperlink r:id="rId57">
-        <w:r>
-          <w:rPr>
-            <w:lang w:val="id_ID" w:bidi="id_ID"/>
-          </w:rPr>
-          <w:rPr>
-            <w:color w:val="0000EE"/>
-            <w:u w:val="single"/>
-          </w:rPr>
-          <w:t>Ezra 3:12–13</w:t>
-        </w:r>
-      </w:hyperlink>
+      <w:r>
+        <w:rPr>
+          <w:lang w:val="id_ID" w:bidi="id_ID"/>
+        </w:rPr>
+        <w:t>Ezra 3:12–13</w:t>
+      </w:r>
       <w:r>
         <w:rPr>
           <w:lang w:val="id_ID" w:bidi="id_ID"/>
@@ -1974,18 +1668,12 @@
         </w:rPr>
         <w:t xml:space="preserve">Tetapi sekarang, kuatkanlah hatimu: Ini menandai pergeseran dari teguran dan tantangan menjadi dorongan dan penegasan (bdk. </w:t>
       </w:r>
-      <w:hyperlink r:id="rId58">
-        <w:r>
-          <w:rPr>
-            <w:lang w:val="id_ID" w:bidi="id_ID"/>
-          </w:rPr>
-          <w:rPr>
-            <w:color w:val="0000EE"/>
-            <w:u w:val="single"/>
-          </w:rPr>
-          <w:t>Yos. 1:6–7</w:t>
-        </w:r>
-      </w:hyperlink>
+      <w:r>
+        <w:rPr>
+          <w:lang w:val="id_ID" w:bidi="id_ID"/>
+        </w:rPr>
+        <w:t>Yos. 1:6–7</w:t>
+      </w:r>
       <w:r>
         <w:rPr>
           <w:lang w:val="id_ID" w:bidi="id_ID"/>
@@ -2052,54 +1740,36 @@
         </w:rPr>
         <w:t xml:space="preserve">: Lihat </w:t>
       </w:r>
-      <w:hyperlink r:id="rId59">
-        <w:r>
-          <w:rPr>
-            <w:lang w:val="id_ID" w:bidi="id_ID"/>
-          </w:rPr>
-          <w:rPr>
-            <w:color w:val="0000EE"/>
-            <w:u w:val="single"/>
-          </w:rPr>
-          <w:t>Kel. 29:46</w:t>
-        </w:r>
-      </w:hyperlink>
+      <w:r>
+        <w:rPr>
+          <w:lang w:val="id_ID" w:bidi="id_ID"/>
+        </w:rPr>
+        <w:t>Kel. 29:46</w:t>
+      </w:r>
       <w:r>
         <w:rPr>
           <w:lang w:val="id_ID" w:bidi="id_ID"/>
         </w:rPr>
         <w:t xml:space="preserve">; </w:t>
       </w:r>
-      <w:hyperlink r:id="rId60">
-        <w:r>
-          <w:rPr>
-            <w:lang w:val="id_ID" w:bidi="id_ID"/>
-          </w:rPr>
-          <w:rPr>
-            <w:color w:val="0000EE"/>
-            <w:u w:val="single"/>
-          </w:rPr>
-          <w:t>Yes. 63:11</w:t>
-        </w:r>
-      </w:hyperlink>
+      <w:r>
+        <w:rPr>
+          <w:lang w:val="id_ID" w:bidi="id_ID"/>
+        </w:rPr>
+        <w:t>Yes. 63:11</w:t>
+      </w:r>
       <w:r>
         <w:rPr>
           <w:lang w:val="id_ID" w:bidi="id_ID"/>
         </w:rPr>
         <w:t xml:space="preserve">; </w:t>
       </w:r>
-      <w:hyperlink r:id="rId61">
-        <w:r>
-          <w:rPr>
-            <w:lang w:val="id_ID" w:bidi="id_ID"/>
-          </w:rPr>
-          <w:rPr>
-            <w:color w:val="0000EE"/>
-            <w:u w:val="single"/>
-          </w:rPr>
-          <w:t>Yeh. 36:26–27</w:t>
-        </w:r>
-      </w:hyperlink>
+      <w:r>
+        <w:rPr>
+          <w:lang w:val="id_ID" w:bidi="id_ID"/>
+        </w:rPr>
+        <w:t>Yeh. 36:26–27</w:t>
+      </w:r>
       <w:r>
         <w:rPr>
           <w:lang w:val="id_ID" w:bidi="id_ID"/>
@@ -2118,54 +1788,36 @@
         </w:rPr>
         <w:t xml:space="preserve">: Frasa “mengikat sebuah Perjanjian” adalah idiom Ibrani untuk menyatakan membuat sebuah Perjanjian (lihat </w:t>
       </w:r>
-      <w:hyperlink r:id="rId62">
-        <w:r>
-          <w:rPr>
-            <w:lang w:val="id_ID" w:bidi="id_ID"/>
-          </w:rPr>
-          <w:rPr>
-            <w:color w:val="0000EE"/>
-            <w:u w:val="single"/>
-          </w:rPr>
-          <w:t>Kej. 15:18</w:t>
-        </w:r>
-      </w:hyperlink>
+      <w:r>
+        <w:rPr>
+          <w:lang w:val="id_ID" w:bidi="id_ID"/>
+        </w:rPr>
+        <w:t>Kej. 15:18</w:t>
+      </w:r>
       <w:r>
         <w:rPr>
           <w:lang w:val="id_ID" w:bidi="id_ID"/>
         </w:rPr>
         <w:t xml:space="preserve">; </w:t>
       </w:r>
-      <w:hyperlink r:id="rId63">
-        <w:r>
-          <w:rPr>
-            <w:lang w:val="id_ID" w:bidi="id_ID"/>
-          </w:rPr>
-          <w:rPr>
-            <w:color w:val="0000EE"/>
-            <w:u w:val="single"/>
-          </w:rPr>
-          <w:t>Kel. 34:27</w:t>
-        </w:r>
-      </w:hyperlink>
+      <w:r>
+        <w:rPr>
+          <w:lang w:val="id_ID" w:bidi="id_ID"/>
+        </w:rPr>
+        <w:t>Kel. 34:27</w:t>
+      </w:r>
       <w:r>
         <w:rPr>
           <w:lang w:val="id_ID" w:bidi="id_ID"/>
         </w:rPr>
         <w:t xml:space="preserve">). Ungkapan Hagai, “memotong sebuah kata,” adalah kalimat yang unik dalam Perjanjian Lama, menggunakan bahasa yang sengaja menciptakan hubungan antara nubuatannya dan hubungan Perjanjian Allah dengan umat-Nya. Dengan membuat hubungan ini, Hagai menegaskan kesinambungan tindakan Allah dalam menyelamatkan umat-Nya, pertama dari Mesir dan kemudian dari Babel (lihat </w:t>
       </w:r>
-      <w:hyperlink r:id="rId64">
-        <w:r>
-          <w:rPr>
-            <w:lang w:val="id_ID" w:bidi="id_ID"/>
-          </w:rPr>
-          <w:rPr>
-            <w:color w:val="0000EE"/>
-            <w:u w:val="single"/>
-          </w:rPr>
-          <w:t>Yeh. 20:33–38</w:t>
-        </w:r>
-      </w:hyperlink>
+      <w:r>
+        <w:rPr>
+          <w:lang w:val="id_ID" w:bidi="id_ID"/>
+        </w:rPr>
+        <w:t>Yeh. 20:33–38</w:t>
+      </w:r>
       <w:r>
         <w:rPr>
           <w:lang w:val="id_ID" w:bidi="id_ID"/>
@@ -2220,108 +1872,72 @@
         </w:rPr>
         <w:t xml:space="preserve">Allah akan kembali mengguncang langit dan bumi pada hari penghakiman yang akan datang (lihat </w:t>
       </w:r>
-      <w:hyperlink r:id="rId65">
-        <w:r>
-          <w:rPr>
-            <w:lang w:val="id_ID" w:bidi="id_ID"/>
-          </w:rPr>
-          <w:rPr>
-            <w:color w:val="0000EE"/>
-            <w:u w:val="single"/>
-          </w:rPr>
-          <w:t>Yes. 2:19–21</w:t>
-        </w:r>
-      </w:hyperlink>
+      <w:r>
+        <w:rPr>
+          <w:lang w:val="id_ID" w:bidi="id_ID"/>
+        </w:rPr>
+        <w:t>Yes. 2:19–21</w:t>
+      </w:r>
       <w:r>
         <w:rPr>
           <w:lang w:val="id_ID" w:bidi="id_ID"/>
         </w:rPr>
         <w:t xml:space="preserve">; </w:t>
       </w:r>
-      <w:hyperlink r:id="rId66">
-        <w:r>
-          <w:rPr>
-            <w:lang w:val="id_ID" w:bidi="id_ID"/>
-          </w:rPr>
-          <w:rPr>
-            <w:color w:val="0000EE"/>
-            <w:u w:val="single"/>
-          </w:rPr>
-          <w:t>30:28</w:t>
-        </w:r>
-      </w:hyperlink>
+      <w:r>
+        <w:rPr>
+          <w:lang w:val="id_ID" w:bidi="id_ID"/>
+        </w:rPr>
+        <w:t>30:28</w:t>
+      </w:r>
       <w:r>
         <w:rPr>
           <w:lang w:val="id_ID" w:bidi="id_ID"/>
         </w:rPr>
         <w:t>). Guncangan sebelumnya adalah penghakiman atas Mesir pada saat peristiwa Keluaran (</w:t>
       </w:r>
-      <w:hyperlink r:id="rId67">
-        <w:r>
-          <w:rPr>
-            <w:lang w:val="id_ID" w:bidi="id_ID"/>
-          </w:rPr>
-          <w:rPr>
-            <w:color w:val="0000EE"/>
-            <w:u w:val="single"/>
-          </w:rPr>
-          <w:t>Hag. 2:21–22</w:t>
-        </w:r>
-      </w:hyperlink>
+      <w:r>
+        <w:rPr>
+          <w:lang w:val="id_ID" w:bidi="id_ID"/>
+        </w:rPr>
+        <w:t>Hag. 2:21–22</w:t>
+      </w:r>
       <w:r>
         <w:rPr>
           <w:lang w:val="id_ID" w:bidi="id_ID"/>
         </w:rPr>
         <w:t xml:space="preserve">; </w:t>
       </w:r>
-      <w:hyperlink r:id="rId68">
-        <w:r>
-          <w:rPr>
-            <w:lang w:val="id_ID" w:bidi="id_ID"/>
-          </w:rPr>
-          <w:rPr>
-            <w:color w:val="0000EE"/>
-            <w:u w:val="single"/>
-          </w:rPr>
-          <w:t>Kel. 14:31</w:t>
-        </w:r>
-      </w:hyperlink>
+      <w:r>
+        <w:rPr>
+          <w:lang w:val="id_ID" w:bidi="id_ID"/>
+        </w:rPr>
+        <w:t>Kel. 14:31</w:t>
+      </w:r>
       <w:r>
         <w:rPr>
           <w:lang w:val="id_ID" w:bidi="id_ID"/>
         </w:rPr>
         <w:t>). Perjanjian Baru mengaitkan ungkapan dalam sedikit waktu lagi dengan kedatangan kembali Yesus Kristus (</w:t>
       </w:r>
-      <w:hyperlink r:id="rId69">
-        <w:r>
-          <w:rPr>
-            <w:lang w:val="id_ID" w:bidi="id_ID"/>
-          </w:rPr>
-          <w:rPr>
-            <w:color w:val="0000EE"/>
-            <w:u w:val="single"/>
-          </w:rPr>
-          <w:t>Ibr. 12:26–27</w:t>
-        </w:r>
-      </w:hyperlink>
+      <w:r>
+        <w:rPr>
+          <w:lang w:val="id_ID" w:bidi="id_ID"/>
+        </w:rPr>
+        <w:t>Ibr. 12:26–27</w:t>
+      </w:r>
       <w:r>
         <w:rPr>
           <w:lang w:val="id_ID" w:bidi="id_ID"/>
         </w:rPr>
         <w:t xml:space="preserve">). Hagai mungkin melihat penghakiman akhir Allah yang diisyaratkan dalam peristiwa-peristiwa yang akan terjadi setelah zamannya (misalnya, jatuhnya Persia ke tangah Yunani, jatuhnya Yunani ke tangan Roma; lihat </w:t>
       </w:r>
-      <w:hyperlink r:id="rId70">
-        <w:r>
-          <w:rPr>
-            <w:lang w:val="id_ID" w:bidi="id_ID"/>
-          </w:rPr>
-          <w:rPr>
-            <w:color w:val="0000EE"/>
-            <w:u w:val="single"/>
-          </w:rPr>
-          <w:t>Dan. 2:39–45</w:t>
-        </w:r>
-      </w:hyperlink>
+      <w:r>
+        <w:rPr>
+          <w:lang w:val="id_ID" w:bidi="id_ID"/>
+        </w:rPr>
+        <w:t>Dan. 2:39–45</w:t>
+      </w:r>
       <w:r>
         <w:rPr>
           <w:lang w:val="id_ID" w:bidi="id_ID"/>
@@ -2424,162 +2040,108 @@
         </w:rPr>
         <w:t xml:space="preserve">kemegahannya yang kemudian: Hagai mungkin memikirkan kedatangan Mesias ke Bait Suci-Nya (lihat </w:t>
       </w:r>
-      <w:hyperlink r:id="rId71">
-        <w:r>
-          <w:rPr>
-            <w:lang w:val="id_ID" w:bidi="id_ID"/>
-          </w:rPr>
-          <w:rPr>
-            <w:color w:val="0000EE"/>
-            <w:u w:val="single"/>
-          </w:rPr>
-          <w:t>Mal. 3:1</w:t>
-        </w:r>
-      </w:hyperlink>
+      <w:r>
+        <w:rPr>
+          <w:lang w:val="id_ID" w:bidi="id_ID"/>
+        </w:rPr>
+        <w:t>Mal. 3:1</w:t>
+      </w:r>
       <w:r>
         <w:rPr>
           <w:lang w:val="id_ID" w:bidi="id_ID"/>
         </w:rPr>
         <w:t>). Yesus diperkenalkan di Bait Suci Tuhan ketika masih bayi (</w:t>
       </w:r>
-      <w:hyperlink r:id="rId72">
-        <w:r>
-          <w:rPr>
-            <w:lang w:val="id_ID" w:bidi="id_ID"/>
-          </w:rPr>
-          <w:rPr>
-            <w:color w:val="0000EE"/>
-            <w:u w:val="single"/>
-          </w:rPr>
-          <w:t>Lukas 2:22</w:t>
-        </w:r>
-      </w:hyperlink>
+      <w:r>
+        <w:rPr>
+          <w:lang w:val="id_ID" w:bidi="id_ID"/>
+        </w:rPr>
+        <w:t>Lukas 2:22</w:t>
+      </w:r>
       <w:r>
         <w:rPr>
           <w:lang w:val="id_ID" w:bidi="id_ID"/>
         </w:rPr>
         <w:t>), dan Ia mengajar di sana ketika sudah dewasa (</w:t>
       </w:r>
-      <w:hyperlink r:id="rId73">
-        <w:r>
-          <w:rPr>
-            <w:lang w:val="id_ID" w:bidi="id_ID"/>
-          </w:rPr>
-          <w:rPr>
-            <w:color w:val="0000EE"/>
-            <w:u w:val="single"/>
-          </w:rPr>
-          <w:t>Lukas 19:45–47</w:t>
-        </w:r>
-      </w:hyperlink>
+      <w:r>
+        <w:rPr>
+          <w:lang w:val="id_ID" w:bidi="id_ID"/>
+        </w:rPr>
+        <w:t>Lukas 19:45–47</w:t>
+      </w:r>
       <w:r>
         <w:rPr>
           <w:lang w:val="id_ID" w:bidi="id_ID"/>
         </w:rPr>
         <w:t>). Yesus, Firman Allah yang menjadi manusia, lebih besar dari Bait Suci (</w:t>
       </w:r>
-      <w:hyperlink r:id="rId74">
-        <w:r>
-          <w:rPr>
-            <w:lang w:val="id_ID" w:bidi="id_ID"/>
-          </w:rPr>
-          <w:rPr>
-            <w:color w:val="0000EE"/>
-            <w:u w:val="single"/>
-          </w:rPr>
-          <w:t>Mat. 12:6</w:t>
-        </w:r>
-      </w:hyperlink>
+      <w:r>
+        <w:rPr>
+          <w:lang w:val="id_ID" w:bidi="id_ID"/>
+        </w:rPr>
+        <w:t>Mat. 12:6</w:t>
+      </w:r>
       <w:r>
         <w:rPr>
           <w:lang w:val="id_ID" w:bidi="id_ID"/>
         </w:rPr>
         <w:t xml:space="preserve">; lihat </w:t>
       </w:r>
-      <w:hyperlink r:id="rId75">
-        <w:r>
-          <w:rPr>
-            <w:lang w:val="id_ID" w:bidi="id_ID"/>
-          </w:rPr>
-          <w:rPr>
-            <w:color w:val="0000EE"/>
-            <w:u w:val="single"/>
-          </w:rPr>
-          <w:t>Yohanes 2:13–22</w:t>
-        </w:r>
-      </w:hyperlink>
+      <w:r>
+        <w:rPr>
+          <w:lang w:val="id_ID" w:bidi="id_ID"/>
+        </w:rPr>
+        <w:t>Yohanes 2:13–22</w:t>
+      </w:r>
       <w:r>
         <w:rPr>
           <w:lang w:val="id_ID" w:bidi="id_ID"/>
         </w:rPr>
         <w:t xml:space="preserve">). Meskipun hanya diakui oleh beberapa orang, kehadiran Yesus di Bait Suci jauh melebihi kemuliaan di Kemah Suci pada zaman Musa dan di Bait Suci Salomo (bdk. </w:t>
       </w:r>
-      <w:hyperlink r:id="rId76">
-        <w:r>
-          <w:rPr>
-            <w:lang w:val="id_ID" w:bidi="id_ID"/>
-          </w:rPr>
-          <w:rPr>
-            <w:color w:val="0000EE"/>
-            <w:u w:val="single"/>
-          </w:rPr>
-          <w:t>Luk. 2:29–32</w:t>
-        </w:r>
-      </w:hyperlink>
+      <w:r>
+        <w:rPr>
+          <w:lang w:val="id_ID" w:bidi="id_ID"/>
+        </w:rPr>
+        <w:t>Luk. 2:29–32</w:t>
+      </w:r>
       <w:r>
         <w:rPr>
           <w:lang w:val="id_ID" w:bidi="id_ID"/>
         </w:rPr>
         <w:t>). • Di tempat ini Aku akan memberi damai sejahtera: Berkat imam (</w:t>
       </w:r>
-      <w:hyperlink r:id="rId77">
-        <w:r>
-          <w:rPr>
-            <w:lang w:val="id_ID" w:bidi="id_ID"/>
-          </w:rPr>
-          <w:rPr>
-            <w:color w:val="0000EE"/>
-            <w:u w:val="single"/>
-          </w:rPr>
-          <w:t>Bil. 6:24–26</w:t>
-        </w:r>
-      </w:hyperlink>
+      <w:r>
+        <w:rPr>
+          <w:lang w:val="id_ID" w:bidi="id_ID"/>
+        </w:rPr>
+        <w:t>Bil. 6:24–26</w:t>
+      </w:r>
       <w:r>
         <w:rPr>
           <w:lang w:val="id_ID" w:bidi="id_ID"/>
         </w:rPr>
         <w:t>) diucapkan sebagai bagian dari liturgi Bait Suci. Pada akhir zaman, Allah akan membuat Perjanjian damai dengan Israel (</w:t>
       </w:r>
-      <w:hyperlink r:id="rId78">
-        <w:r>
-          <w:rPr>
-            <w:lang w:val="id_ID" w:bidi="id_ID"/>
-          </w:rPr>
-          <w:rPr>
-            <w:color w:val="0000EE"/>
-            <w:u w:val="single"/>
-          </w:rPr>
-          <w:t>Yeh. 34:25</w:t>
-        </w:r>
-      </w:hyperlink>
+      <w:r>
+        <w:rPr>
+          <w:lang w:val="id_ID" w:bidi="id_ID"/>
+        </w:rPr>
+        <w:t>Yeh. 34:25</w:t>
+      </w:r>
       <w:r>
         <w:rPr>
           <w:lang w:val="id_ID" w:bidi="id_ID"/>
         </w:rPr>
         <w:t xml:space="preserve">; </w:t>
       </w:r>
-      <w:hyperlink r:id="rId79">
-        <w:r>
-          <w:rPr>
-            <w:lang w:val="id_ID" w:bidi="id_ID"/>
-          </w:rPr>
-          <w:rPr>
-            <w:color w:val="0000EE"/>
-            <w:u w:val="single"/>
-          </w:rPr>
-          <w:t>37:26</w:t>
-        </w:r>
-      </w:hyperlink>
+      <w:r>
+        <w:rPr>
+          <w:lang w:val="id_ID" w:bidi="id_ID"/>
+        </w:rPr>
+        <w:t>37:26</w:t>
+      </w:r>
       <w:r>
         <w:rPr>
           <w:lang w:val="id_ID" w:bidi="id_ID"/>
@@ -2647,18 +2209,12 @@
         </w:rPr>
         <w:t>Tema dari pesan ketiga adalah instruksi hukum tentang kemurnian ritual. Instruksi ini masih berlaku. Allah mengharapkan umat-Nya untuk menjadi kudus, sebagaimana Ia kudus (</w:t>
       </w:r>
-      <w:hyperlink r:id="rId80">
-        <w:r>
-          <w:rPr>
-            <w:lang w:val="id_ID" w:bidi="id_ID"/>
-          </w:rPr>
-          <w:rPr>
-            <w:color w:val="0000EE"/>
-            <w:u w:val="single"/>
-          </w:rPr>
-          <w:t>Im. 11:44–45</w:t>
-        </w:r>
-      </w:hyperlink>
+      <w:r>
+        <w:rPr>
+          <w:lang w:val="id_ID" w:bidi="id_ID"/>
+        </w:rPr>
+        <w:t>Im. 11:44–45</w:t>
+      </w:r>
       <w:r>
         <w:rPr>
           <w:lang w:val="id_ID" w:bidi="id_ID"/>
@@ -2713,36 +2269,24 @@
         </w:rPr>
         <w:t>Tanyakanlah pengajaran kepada para imam: Tugas para imam adalah mengajar dan menafsirkan hukum (</w:t>
       </w:r>
-      <w:hyperlink r:id="rId81">
-        <w:r>
-          <w:rPr>
-            <w:lang w:val="id_ID" w:bidi="id_ID"/>
-          </w:rPr>
-          <w:rPr>
-            <w:color w:val="0000EE"/>
-            <w:u w:val="single"/>
-          </w:rPr>
-          <w:t>Ul. 33:10</w:t>
-        </w:r>
-      </w:hyperlink>
+      <w:r>
+        <w:rPr>
+          <w:lang w:val="id_ID" w:bidi="id_ID"/>
+        </w:rPr>
+        <w:t>Ul. 33:10</w:t>
+      </w:r>
       <w:r>
         <w:rPr>
           <w:lang w:val="id_ID" w:bidi="id_ID"/>
         </w:rPr>
         <w:t xml:space="preserve">; </w:t>
       </w:r>
-      <w:hyperlink r:id="rId82">
-        <w:r>
-          <w:rPr>
-            <w:lang w:val="id_ID" w:bidi="id_ID"/>
-          </w:rPr>
-          <w:rPr>
-            <w:color w:val="0000EE"/>
-            <w:u w:val="single"/>
-          </w:rPr>
-          <w:t>Mal. 2:7–9</w:t>
-        </w:r>
-      </w:hyperlink>
+      <w:r>
+        <w:rPr>
+          <w:lang w:val="id_ID" w:bidi="id_ID"/>
+        </w:rPr>
+        <w:t>Mal. 2:7–9</w:t>
+      </w:r>
       <w:r>
         <w:rPr>
           <w:lang w:val="id_ID" w:bidi="id_ID"/>
@@ -2809,18 +2353,12 @@
         </w:rPr>
         <w:t xml:space="preserve">” Catatan Tema). Membawa korban suci—daging yang disisihkan dan dipersiapkan untuk persembahan—membuat jubah seseorang menjadi kudus (bdk. </w:t>
       </w:r>
-      <w:hyperlink r:id="rId83">
-        <w:r>
-          <w:rPr>
-            <w:lang w:val="id_ID" w:bidi="id_ID"/>
-          </w:rPr>
-          <w:rPr>
-            <w:color w:val="0000EE"/>
-            <w:u w:val="single"/>
-          </w:rPr>
-          <w:t>Im. 6:18</w:t>
-        </w:r>
-      </w:hyperlink>
+      <w:r>
+        <w:rPr>
+          <w:lang w:val="id_ID" w:bidi="id_ID"/>
+        </w:rPr>
+        <w:t>Im. 6:18</w:t>
+      </w:r>
       <w:r>
         <w:rPr>
           <w:lang w:val="id_ID" w:bidi="id_ID"/>
@@ -2875,54 +2413,36 @@
         </w:rPr>
         <w:t xml:space="preserve">Kenajisan lebih mudah menular daripada kesucian. Siapa pun yang menyentuh mayat menjadi najis dan dengan demikian tidak tahir. Apa pun yang disentuh oleh orang yang secara ritual tidak tahir juga menjadi najis (lihat </w:t>
       </w:r>
-      <w:hyperlink r:id="rId84">
-        <w:r>
-          <w:rPr>
-            <w:lang w:val="id_ID" w:bidi="id_ID"/>
-          </w:rPr>
-          <w:rPr>
-            <w:color w:val="0000EE"/>
-            <w:u w:val="single"/>
-          </w:rPr>
-          <w:t>Bil. 19:11–13</w:t>
-        </w:r>
-      </w:hyperlink>
+      <w:r>
+        <w:rPr>
+          <w:lang w:val="id_ID" w:bidi="id_ID"/>
+        </w:rPr>
+        <w:t>Bil. 19:11–13</w:t>
+      </w:r>
       <w:r>
         <w:rPr>
           <w:lang w:val="id_ID" w:bidi="id_ID"/>
         </w:rPr>
         <w:t xml:space="preserve">, </w:t>
       </w:r>
-      <w:hyperlink r:id="rId85">
-        <w:r>
-          <w:rPr>
-            <w:lang w:val="id_ID" w:bidi="id_ID"/>
-          </w:rPr>
-          <w:rPr>
-            <w:color w:val="0000EE"/>
-            <w:u w:val="single"/>
-          </w:rPr>
-          <w:t>22</w:t>
-        </w:r>
-      </w:hyperlink>
+      <w:r>
+        <w:rPr>
+          <w:lang w:val="id_ID" w:bidi="id_ID"/>
+        </w:rPr>
+        <w:t>22</w:t>
+      </w:r>
       <w:r>
         <w:rPr>
           <w:lang w:val="id_ID" w:bidi="id_ID"/>
         </w:rPr>
         <w:t xml:space="preserve">). Hagai menerapkan ini dalam </w:t>
       </w:r>
-      <w:hyperlink r:id="rId86">
-        <w:r>
-          <w:rPr>
-            <w:lang w:val="id_ID" w:bidi="id_ID"/>
-          </w:rPr>
-          <w:rPr>
-            <w:color w:val="0000EE"/>
-            <w:u w:val="single"/>
-          </w:rPr>
-          <w:t>Hag. 2:14</w:t>
-        </w:r>
-      </w:hyperlink>
+      <w:r>
+        <w:rPr>
+          <w:lang w:val="id_ID" w:bidi="id_ID"/>
+        </w:rPr>
+        <w:t>Hag. 2:14</w:t>
+      </w:r>
       <w:r>
         <w:rPr>
           <w:lang w:val="id_ID" w:bidi="id_ID"/>
@@ -3037,54 +2557,36 @@
         </w:rPr>
         <w:t>): Berkat Ilahi, baik rohani maupun materi, bergantung pada ketaatan umat Allah (</w:t>
       </w:r>
-      <w:hyperlink r:id="rId87">
-        <w:r>
-          <w:rPr>
-            <w:lang w:val="id_ID" w:bidi="id_ID"/>
-          </w:rPr>
-          <w:rPr>
-            <w:color w:val="0000EE"/>
-            <w:u w:val="single"/>
-          </w:rPr>
-          <w:t>Ul. 30:6–10</w:t>
-        </w:r>
-      </w:hyperlink>
+      <w:r>
+        <w:rPr>
+          <w:lang w:val="id_ID" w:bidi="id_ID"/>
+        </w:rPr>
+        <w:t>Ul. 30:6–10</w:t>
+      </w:r>
       <w:r>
         <w:rPr>
           <w:lang w:val="id_ID" w:bidi="id_ID"/>
         </w:rPr>
         <w:t xml:space="preserve">). Hagai mengajak umat untuk terus melakukan introspeksi diri yang mengarah pada pertobatan dan takut akan Tuhan yang dimulai oleh pesan pertamanya (lihat </w:t>
       </w:r>
-      <w:hyperlink r:id="rId26">
-        <w:r>
-          <w:rPr>
-            <w:lang w:val="id_ID" w:bidi="id_ID"/>
-          </w:rPr>
-          <w:rPr>
-            <w:color w:val="0000EE"/>
-            <w:u w:val="single"/>
-          </w:rPr>
-          <w:t>Hag. 1:7</w:t>
-        </w:r>
-      </w:hyperlink>
+      <w:r>
+        <w:rPr>
+          <w:lang w:val="id_ID" w:bidi="id_ID"/>
+        </w:rPr>
+        <w:t>Hag. 1:7</w:t>
+      </w:r>
       <w:r>
         <w:rPr>
           <w:lang w:val="id_ID" w:bidi="id_ID"/>
         </w:rPr>
         <w:t xml:space="preserve">, </w:t>
       </w:r>
-      <w:hyperlink r:id="rId88">
-        <w:r>
-          <w:rPr>
-            <w:lang w:val="id_ID" w:bidi="id_ID"/>
-          </w:rPr>
-          <w:rPr>
-            <w:color w:val="0000EE"/>
-            <w:u w:val="single"/>
-          </w:rPr>
-          <w:t>12</w:t>
-        </w:r>
-      </w:hyperlink>
+      <w:r>
+        <w:rPr>
+          <w:lang w:val="id_ID" w:bidi="id_ID"/>
+        </w:rPr>
+        <w:t>12</w:t>
+      </w:r>
       <w:r>
         <w:rPr>
           <w:lang w:val="id_ID" w:bidi="id_ID"/>
@@ -3139,54 +2641,36 @@
         </w:rPr>
         <w:t>Berbalik sering kali menandakan pertobatan. • kamu tidak berbalik: Orang-orang Ibrani bersikap keras kepala dan memberontak sejak zaman Musa (</w:t>
       </w:r>
-      <w:hyperlink r:id="rId89">
-        <w:r>
-          <w:rPr>
-            <w:lang w:val="id_ID" w:bidi="id_ID"/>
-          </w:rPr>
-          <w:rPr>
-            <w:color w:val="0000EE"/>
-            <w:u w:val="single"/>
-          </w:rPr>
-          <w:t>Ul. 31:27</w:t>
-        </w:r>
-      </w:hyperlink>
+      <w:r>
+        <w:rPr>
+          <w:lang w:val="id_ID" w:bidi="id_ID"/>
+        </w:rPr>
+        <w:t>Ul. 31:27</w:t>
+      </w:r>
       <w:r>
         <w:rPr>
           <w:lang w:val="id_ID" w:bidi="id_ID"/>
         </w:rPr>
         <w:t>) hingga zaman Yesus (</w:t>
       </w:r>
-      <w:hyperlink r:id="rId90">
-        <w:r>
-          <w:rPr>
-            <w:lang w:val="id_ID" w:bidi="id_ID"/>
-          </w:rPr>
-          <w:rPr>
-            <w:color w:val="0000EE"/>
-            <w:u w:val="single"/>
-          </w:rPr>
-          <w:t>Mat. 17:17</w:t>
-        </w:r>
-      </w:hyperlink>
+      <w:r>
+        <w:rPr>
+          <w:lang w:val="id_ID" w:bidi="id_ID"/>
+        </w:rPr>
+        <w:t>Mat. 17:17</w:t>
+      </w:r>
       <w:r>
         <w:rPr>
           <w:lang w:val="id_ID" w:bidi="id_ID"/>
         </w:rPr>
         <w:t xml:space="preserve">). • hama dan penyakit gandum: Hal ini terjadi sebagai akibat dari ketidaktaatan terhadap Perjanjian Allah (lihat </w:t>
       </w:r>
-      <w:hyperlink r:id="rId91">
-        <w:r>
-          <w:rPr>
-            <w:lang w:val="id_ID" w:bidi="id_ID"/>
-          </w:rPr>
-          <w:rPr>
-            <w:color w:val="0000EE"/>
-            <w:u w:val="single"/>
-          </w:rPr>
-          <w:t>Ul. 28:22</w:t>
-        </w:r>
-      </w:hyperlink>
+      <w:r>
+        <w:rPr>
+          <w:lang w:val="id_ID" w:bidi="id_ID"/>
+        </w:rPr>
+        <w:t>Ul. 28:22</w:t>
+      </w:r>
       <w:r>
         <w:rPr>
           <w:lang w:val="id_ID" w:bidi="id_ID"/>
@@ -3248,18 +2732,12 @@
         </w:rPr>
         <w:t xml:space="preserve">. Beberapa orang percaya bahwa frasa "hari ini" merujuk pada tanggal dimulainya pembersihan awal puing-puing dari lokasi Bait Suci dan pengadaan bahan bangunan (21 September 520 SM; lihat </w:t>
       </w:r>
-      <w:hyperlink r:id="rId92">
-        <w:r>
-          <w:rPr>
-            <w:lang w:val="id_ID" w:bidi="id_ID"/>
-          </w:rPr>
-          <w:rPr>
-            <w:color w:val="0000EE"/>
-            <w:u w:val="single"/>
-          </w:rPr>
-          <w:t>1:14–15</w:t>
-        </w:r>
-      </w:hyperlink>
+      <w:r>
+        <w:rPr>
+          <w:lang w:val="id_ID" w:bidi="id_ID"/>
+        </w:rPr>
+        <w:t>1:14–15</w:t>
+      </w:r>
       <w:r>
         <w:rPr>
           <w:lang w:val="id_ID" w:bidi="id_ID"/>
@@ -3332,18 +2810,12 @@
         </w:rPr>
         <w:t xml:space="preserve">: Allah berkenan menanggapi dengan segera atas upaya umat-Nya menuju pembaruan rohani dan ketaatan (lihat </w:t>
       </w:r>
-      <w:hyperlink r:id="rId93">
-        <w:r>
-          <w:rPr>
-            <w:lang w:val="id_ID" w:bidi="id_ID"/>
-          </w:rPr>
-          <w:rPr>
-            <w:color w:val="0000EE"/>
-            <w:u w:val="single"/>
-          </w:rPr>
-          <w:t>Mzm. 111:4–5</w:t>
-        </w:r>
-      </w:hyperlink>
+      <w:r>
+        <w:rPr>
+          <w:lang w:val="id_ID" w:bidi="id_ID"/>
+        </w:rPr>
+        <w:t>Mzm. 111:4–5</w:t>
+      </w:r>
       <w:r>
         <w:rPr>
           <w:lang w:val="id_ID" w:bidi="id_ID"/>
@@ -3398,72 +2870,48 @@
         </w:rPr>
         <w:t xml:space="preserve">Pesan terakhir Hagai mungkin adalah yang paling penting; pesan ini menegaskan kembali pentingnya keturunan Daud dalam kehidupan keagamaan" dan politik Israel. Dinasti Daud adalah kunci untuk memulihkan orang-orang Ibrani setelah pembuangan ke Babel (lihat </w:t>
       </w:r>
-      <w:hyperlink r:id="rId94">
-        <w:r>
-          <w:rPr>
-            <w:lang w:val="id_ID" w:bidi="id_ID"/>
-          </w:rPr>
-          <w:rPr>
-            <w:color w:val="0000EE"/>
-            <w:u w:val="single"/>
-          </w:rPr>
-          <w:t>Yer. 23:5</w:t>
-        </w:r>
-      </w:hyperlink>
+      <w:r>
+        <w:rPr>
+          <w:lang w:val="id_ID" w:bidi="id_ID"/>
+        </w:rPr>
+        <w:t>Yer. 23:5</w:t>
+      </w:r>
       <w:r>
         <w:rPr>
           <w:lang w:val="id_ID" w:bidi="id_ID"/>
         </w:rPr>
         <w:t xml:space="preserve">; </w:t>
       </w:r>
-      <w:hyperlink r:id="rId95">
-        <w:r>
-          <w:rPr>
-            <w:lang w:val="id_ID" w:bidi="id_ID"/>
-          </w:rPr>
-          <w:rPr>
-            <w:color w:val="0000EE"/>
-            <w:u w:val="single"/>
-          </w:rPr>
-          <w:t>Yeh. 37:24</w:t>
-        </w:r>
-      </w:hyperlink>
+      <w:r>
+        <w:rPr>
+          <w:lang w:val="id_ID" w:bidi="id_ID"/>
+        </w:rPr>
+        <w:t>Yeh. 37:24</w:t>
+      </w:r>
       <w:r>
         <w:rPr>
           <w:lang w:val="id_ID" w:bidi="id_ID"/>
         </w:rPr>
         <w:t>). Allah telah mengutuk keturunan Daud, Raja Yoyakhin, pada masa pembuangan (</w:t>
       </w:r>
-      <w:hyperlink r:id="rId96">
-        <w:r>
-          <w:rPr>
-            <w:lang w:val="id_ID" w:bidi="id_ID"/>
-          </w:rPr>
-          <w:rPr>
-            <w:color w:val="0000EE"/>
-            <w:u w:val="single"/>
-          </w:rPr>
-          <w:t>Yer. 22:24–30</w:t>
-        </w:r>
-      </w:hyperlink>
+      <w:r>
+        <w:rPr>
+          <w:lang w:val="id_ID" w:bidi="id_ID"/>
+        </w:rPr>
+        <w:t>Yer. 22:24–30</w:t>
+      </w:r>
       <w:r>
         <w:rPr>
           <w:lang w:val="id_ID" w:bidi="id_ID"/>
         </w:rPr>
         <w:t xml:space="preserve">), tetapi pesan terakhir Hagai membatalkan kutukan itu dan mengembalikan perjanjian dengan Daud (lihat </w:t>
       </w:r>
-      <w:hyperlink r:id="rId97">
-        <w:r>
-          <w:rPr>
-            <w:lang w:val="id_ID" w:bidi="id_ID"/>
-          </w:rPr>
-          <w:rPr>
-            <w:color w:val="0000EE"/>
-            <w:u w:val="single"/>
-          </w:rPr>
-          <w:t>2Sam. 7:4–17</w:t>
-        </w:r>
-      </w:hyperlink>
+      <w:r>
+        <w:rPr>
+          <w:lang w:val="id_ID" w:bidi="id_ID"/>
+        </w:rPr>
+        <w:t>2Sam. 7:4–17</w:t>
+      </w:r>
       <w:r>
         <w:rPr>
           <w:lang w:val="id_ID" w:bidi="id_ID"/>
@@ -3518,36 +2966,24 @@
         </w:rPr>
         <w:t>Zerubabel, bupati, adalah keturunan Daud melalui Yoyakhin (</w:t>
       </w:r>
-      <w:hyperlink r:id="rId98">
-        <w:r>
-          <w:rPr>
-            <w:lang w:val="id_ID" w:bidi="id_ID"/>
-          </w:rPr>
-          <w:rPr>
-            <w:color w:val="0000EE"/>
-            <w:u w:val="single"/>
-          </w:rPr>
-          <w:t>1Taw. 3:19</w:t>
-        </w:r>
-      </w:hyperlink>
+      <w:r>
+        <w:rPr>
+          <w:lang w:val="id_ID" w:bidi="id_ID"/>
+        </w:rPr>
+        <w:t>1Taw. 3:19</w:t>
+      </w:r>
       <w:r>
         <w:rPr>
           <w:lang w:val="id_ID" w:bidi="id_ID"/>
         </w:rPr>
         <w:t>). Pernyataan Hagai dengan demikian membatalkan kutukan atas Yoyakhin (</w:t>
       </w:r>
-      <w:hyperlink r:id="rId96">
-        <w:r>
-          <w:rPr>
-            <w:lang w:val="id_ID" w:bidi="id_ID"/>
-          </w:rPr>
-          <w:rPr>
-            <w:color w:val="0000EE"/>
-            <w:u w:val="single"/>
-          </w:rPr>
-          <w:t>Yer. 22:24–30</w:t>
-        </w:r>
-      </w:hyperlink>
+      <w:r>
+        <w:rPr>
+          <w:lang w:val="id_ID" w:bidi="id_ID"/>
+        </w:rPr>
+        <w:t>Yer. 22:24–30</w:t>
+      </w:r>
       <w:r>
         <w:rPr>
           <w:lang w:val="id_ID" w:bidi="id_ID"/>
@@ -3608,18 +3044,12 @@
         </w:rPr>
         <w:t xml:space="preserve">: Bahasa nabi ini mengingatkan Israel tentang pembebasan mereka dari tentara Mesir (lihat </w:t>
       </w:r>
-      <w:hyperlink r:id="rId99">
-        <w:r>
-          <w:rPr>
-            <w:lang w:val="id_ID" w:bidi="id_ID"/>
-          </w:rPr>
-          <w:rPr>
-            <w:color w:val="0000EE"/>
-            <w:u w:val="single"/>
-          </w:rPr>
-          <w:t>Kel. 15:1–21</w:t>
-        </w:r>
-      </w:hyperlink>
+      <w:r>
+        <w:rPr>
+          <w:lang w:val="id_ID" w:bidi="id_ID"/>
+        </w:rPr>
+        <w:t>Kel. 15:1–21</w:t>
+      </w:r>
       <w:r>
         <w:rPr>
           <w:lang w:val="id_ID" w:bidi="id_ID"/>
@@ -3699,54 +3129,36 @@
         </w:rPr>
         <w:t xml:space="preserve">) kepada salah satu keturunannya (lihat </w:t>
       </w:r>
-      <w:hyperlink r:id="rId100">
-        <w:r>
-          <w:rPr>
-            <w:lang w:val="id_ID" w:bidi="id_ID"/>
-          </w:rPr>
-          <w:rPr>
-            <w:color w:val="0000EE"/>
-            <w:u w:val="single"/>
-          </w:rPr>
-          <w:t>Mat. 1:12</w:t>
-        </w:r>
-      </w:hyperlink>
+      <w:r>
+        <w:rPr>
+          <w:lang w:val="id_ID" w:bidi="id_ID"/>
+        </w:rPr>
+        <w:t>Mat. 1:12</w:t>
+      </w:r>
       <w:r>
         <w:rPr>
           <w:lang w:val="id_ID" w:bidi="id_ID"/>
         </w:rPr>
         <w:t xml:space="preserve">; </w:t>
       </w:r>
-      <w:hyperlink r:id="rId101">
-        <w:r>
-          <w:rPr>
-            <w:lang w:val="id_ID" w:bidi="id_ID"/>
-          </w:rPr>
-          <w:rPr>
-            <w:color w:val="0000EE"/>
-            <w:u w:val="single"/>
-          </w:rPr>
-          <w:t>Lukas 1:32–33</w:t>
-        </w:r>
-      </w:hyperlink>
+      <w:r>
+        <w:rPr>
+          <w:lang w:val="id_ID" w:bidi="id_ID"/>
+        </w:rPr>
+        <w:t>Lukas 1:32–33</w:t>
+      </w:r>
       <w:r>
         <w:rPr>
           <w:lang w:val="id_ID" w:bidi="id_ID"/>
         </w:rPr>
         <w:t xml:space="preserve">; </w:t>
       </w:r>
-      <w:hyperlink r:id="rId102">
-        <w:r>
-          <w:rPr>
-            <w:lang w:val="id_ID" w:bidi="id_ID"/>
-          </w:rPr>
-          <w:rPr>
-            <w:color w:val="0000EE"/>
-            <w:u w:val="single"/>
-          </w:rPr>
-          <w:t>3:27</w:t>
-        </w:r>
-      </w:hyperlink>
+      <w:r>
+        <w:rPr>
+          <w:lang w:val="id_ID" w:bidi="id_ID"/>
+        </w:rPr>
+        <w:t>3:27</w:t>
+      </w:r>
       <w:r>
         <w:rPr>
           <w:lang w:val="id_ID" w:bidi="id_ID"/>
